--- a/modules/emergencia/plantillas/plantilla1.docx
+++ b/modules/emergencia/plantillas/plantilla1.docx
@@ -926,405 +926,104 @@
       <w:r>
         <w:rPr>
           <w:rFonts w:ascii="Century Gothic" w:cs="Century Gothic" w:eastAsia="Century Gothic" w:hAnsi="Century Gothic"/>
-          <w:sz w:val="24"/>
-          <w:szCs w:val="24"/>
-        </w:rPr>
-        <mc:AlternateContent>
-          <mc:Choice Requires="wpg">
-            <w:drawing>
-              <wp:inline distB="114300" distT="114300" distL="114300" distR="114300">
-                <wp:extent cx="2733675" cy="2280316"/>
-                <wp:effectExtent b="0" l="0" r="0" t="0"/>
-                <wp:docPr id="2" name=""/>
-                <a:graphic>
-                  <a:graphicData uri="http://schemas.microsoft.com/office/word/2010/wordprocessingGroup">
-                    <wpg:wgp>
-                      <wpg:cNvGrpSpPr/>
-                      <wpg:grpSpPr>
-                        <a:xfrm>
-                          <a:off x="1528225" y="1178000"/>
-                          <a:ext cx="2733675" cy="2280316"/>
-                          <a:chOff x="1528225" y="1178000"/>
-                          <a:chExt cx="3707725" cy="3226800"/>
-                        </a:xfrm>
-                      </wpg:grpSpPr>
-                      <wps:wsp>
-                        <wps:cNvSpPr txBox="1"/>
-                        <wps:cNvPr id="6" name="Shape 6"/>
-                        <wps:spPr>
-                          <a:xfrm>
-                            <a:off x="1528250" y="1178000"/>
-                            <a:ext cx="3707700" cy="3226800"/>
-                          </a:xfrm>
-                          <a:prstGeom prst="rect">
-                            <a:avLst/>
-                          </a:prstGeom>
-                          <a:noFill/>
-                          <a:ln>
-                            <a:noFill/>
-                          </a:ln>
-                        </wps:spPr>
-                        <wps:txbx>
-                          <w:txbxContent>
-                            <w:p>
-                              <w:pPr>
-                                <w:spacing w:after="0" w:before="0" w:line="259.0000820159912"/>
-                                <w:ind w:left="0" w:right="0" w:firstLine="0"/>
-                                <w:jc w:val="center"/>
-                                <w:textDirection w:val="btLr"/>
-                              </w:pPr>
-                            </w:p>
-                            <w:p>
-                              <w:pPr>
-                                <w:spacing w:after="0" w:before="0" w:line="259.0000820159912"/>
-                                <w:ind w:left="0" w:right="0" w:firstLine="0"/>
-                                <w:jc w:val="center"/>
-                                <w:textDirection w:val="btLr"/>
-                              </w:pPr>
-                              <w:r>
-                                <w:rPr>
-                                  <w:rFonts w:ascii="Century Gothic" w:cs="Century Gothic" w:eastAsia="Century Gothic" w:hAnsi="Century Gothic"/>
-                                  <w:b w:val="0"/>
-                                  <w:i w:val="0"/>
-                                  <w:smallCaps w:val="0"/>
-                                  <w:strike w:val="0"/>
-                                  <w:color w:val="000000"/>
-                                  <w:sz w:val="24"/>
-                                  <w:vertAlign w:val="baseline"/>
-                                </w:rPr>
-                              </w:r>
-                            </w:p>
-                            <w:p>
-                              <w:pPr>
-                                <w:spacing w:after="0" w:before="0" w:line="259.0000820159912"/>
-                                <w:ind w:left="0" w:right="0" w:firstLine="0"/>
-                                <w:jc w:val="center"/>
-                                <w:textDirection w:val="btLr"/>
-                              </w:pPr>
-                              <w:r>
-                                <w:rPr>
-                                  <w:rFonts w:ascii="Century Gothic" w:cs="Century Gothic" w:eastAsia="Century Gothic" w:hAnsi="Century Gothic"/>
-                                  <w:b w:val="0"/>
-                                  <w:i w:val="0"/>
-                                  <w:smallCaps w:val="0"/>
-                                  <w:strike w:val="0"/>
-                                  <w:color w:val="000000"/>
-                                  <w:sz w:val="24"/>
-                                  <w:vertAlign w:val="baseline"/>
-                                </w:rPr>
-                              </w:r>
-                            </w:p>
-                            <w:p>
-                              <w:pPr>
-                                <w:spacing w:after="0" w:before="0" w:line="259.0000820159912"/>
-                                <w:ind w:left="0" w:right="0" w:firstLine="0"/>
-                                <w:jc w:val="center"/>
-                                <w:textDirection w:val="btLr"/>
-                              </w:pPr>
-                              <w:r>
-                                <w:rPr>
-                                  <w:rFonts w:ascii="Century Gothic" w:cs="Century Gothic" w:eastAsia="Century Gothic" w:hAnsi="Century Gothic"/>
-                                  <w:b w:val="0"/>
-                                  <w:i w:val="0"/>
-                                  <w:smallCaps w:val="0"/>
-                                  <w:strike w:val="0"/>
-                                  <w:color w:val="000000"/>
-                                  <w:sz w:val="24"/>
-                                  <w:vertAlign w:val="baseline"/>
-                                </w:rPr>
-                              </w:r>
-                            </w:p>
-                            <w:p>
-                              <w:pPr>
-                                <w:spacing w:after="0" w:before="0" w:line="259.0000820159912"/>
-                                <w:ind w:left="0" w:right="0" w:firstLine="0"/>
-                                <w:jc w:val="center"/>
-                                <w:textDirection w:val="btLr"/>
-                              </w:pPr>
-                              <w:r>
-                                <w:rPr>
-                                  <w:rFonts w:ascii="Century Gothic" w:cs="Century Gothic" w:eastAsia="Century Gothic" w:hAnsi="Century Gothic"/>
-                                  <w:b w:val="0"/>
-                                  <w:i w:val="0"/>
-                                  <w:smallCaps w:val="0"/>
-                                  <w:strike w:val="0"/>
-                                  <w:color w:val="000000"/>
-                                  <w:sz w:val="24"/>
-                                  <w:vertAlign w:val="baseline"/>
-                                </w:rPr>
-                              </w:r>
-                            </w:p>
-                            <w:p>
-                              <w:pPr>
-                                <w:spacing w:after="0" w:before="0" w:line="259.0000820159912"/>
-                                <w:ind w:left="0" w:right="0" w:firstLine="0"/>
-                                <w:jc w:val="center"/>
-                                <w:textDirection w:val="btLr"/>
-                              </w:pPr>
-                              <w:r>
-                                <w:rPr>
-                                  <w:rFonts w:ascii="Century Gothic" w:cs="Century Gothic" w:eastAsia="Century Gothic" w:hAnsi="Century Gothic"/>
-                                  <w:b w:val="0"/>
-                                  <w:i w:val="0"/>
-                                  <w:smallCaps w:val="0"/>
-                                  <w:strike w:val="0"/>
-                                  <w:color w:val="000000"/>
-                                  <w:sz w:val="24"/>
-                                  <w:vertAlign w:val="baseline"/>
-                                </w:rPr>
-                              </w:r>
-                            </w:p>
-                            <w:p>
-                              <w:pPr>
-                                <w:spacing w:after="0" w:before="0" w:line="259.0000820159912"/>
-                                <w:ind w:left="0" w:right="0" w:firstLine="0"/>
-                                <w:jc w:val="center"/>
-                                <w:textDirection w:val="btLr"/>
-                              </w:pPr>
-                              <w:r>
-                                <w:rPr>
-                                  <w:rFonts w:ascii="Century Gothic" w:cs="Century Gothic" w:eastAsia="Century Gothic" w:hAnsi="Century Gothic"/>
-                                  <w:b w:val="0"/>
-                                  <w:i w:val="0"/>
-                                  <w:smallCaps w:val="0"/>
-                                  <w:strike w:val="0"/>
-                                  <w:color w:val="000000"/>
-                                  <w:sz w:val="24"/>
-                                  <w:vertAlign w:val="baseline"/>
-                                </w:rPr>
-                              </w:r>
-                            </w:p>
-                            <w:p>
-                              <w:pPr>
-                                <w:spacing w:after="0" w:before="0" w:line="259.0000820159912"/>
-                                <w:ind w:left="0" w:right="0" w:firstLine="0"/>
-                                <w:jc w:val="center"/>
-                                <w:textDirection w:val="btLr"/>
-                              </w:pPr>
-                              <w:r>
-                                <w:rPr>
-                                  <w:rFonts w:ascii="Century Gothic" w:cs="Century Gothic" w:eastAsia="Century Gothic" w:hAnsi="Century Gothic"/>
-                                  <w:b w:val="0"/>
-                                  <w:i w:val="0"/>
-                                  <w:smallCaps w:val="0"/>
-                                  <w:strike w:val="0"/>
-                                  <w:color w:val="000000"/>
-                                  <w:sz w:val="24"/>
-                                  <w:vertAlign w:val="baseline"/>
-                                </w:rPr>
-                              </w:r>
-                              <w:r>
-                                <w:rPr>
-                                  <w:rFonts w:ascii="Century Gothic" w:cs="Century Gothic" w:eastAsia="Century Gothic" w:hAnsi="Century Gothic"/>
-                                  <w:b w:val="1"/>
-                                  <w:i w:val="0"/>
-                                  <w:smallCaps w:val="0"/>
-                                  <w:strike w:val="0"/>
-                                  <w:color w:val="000000"/>
-                                  <w:sz w:val="24"/>
-                                  <w:vertAlign w:val="baseline"/>
-                                </w:rPr>
-                                <w:t xml:space="preserve">Ste. JUAN CAMILO OCAMPO C</w:t>
-                              </w:r>
-                            </w:p>
-                            <w:p>
-                              <w:pPr>
-                                <w:spacing w:after="0" w:before="0" w:line="259.0000820159912"/>
-                                <w:ind w:left="0" w:right="0" w:firstLine="0"/>
-                                <w:jc w:val="center"/>
-                                <w:textDirection w:val="btLr"/>
-                              </w:pPr>
-                              <w:r>
-                                <w:rPr>
-                                  <w:rFonts w:ascii="Century Gothic" w:cs="Century Gothic" w:eastAsia="Century Gothic" w:hAnsi="Century Gothic"/>
-                                  <w:b w:val="1"/>
-                                  <w:i w:val="0"/>
-                                  <w:smallCaps w:val="0"/>
-                                  <w:strike w:val="0"/>
-                                  <w:color w:val="000000"/>
-                                  <w:sz w:val="24"/>
-                                  <w:vertAlign w:val="baseline"/>
-                                </w:rPr>
-                              </w:r>
-                              <w:r>
-                                <w:rPr>
-                                  <w:rFonts w:ascii="Century Gothic" w:cs="Century Gothic" w:eastAsia="Century Gothic" w:hAnsi="Century Gothic"/>
-                                  <w:b w:val="0"/>
-                                  <w:i w:val="0"/>
-                                  <w:smallCaps w:val="0"/>
-                                  <w:strike w:val="0"/>
-                                  <w:color w:val="000000"/>
-                                  <w:sz w:val="24"/>
-                                  <w:vertAlign w:val="baseline"/>
-                                </w:rPr>
-                                <w:t xml:space="preserve">Comandante y Representante Legal</w:t>
-                              </w:r>
-                            </w:p>
-                            <w:p>
-                              <w:pPr>
-                                <w:spacing w:after="0" w:before="0" w:line="259.0000820159912"/>
-                                <w:ind w:left="0" w:right="0" w:firstLine="0"/>
-                                <w:jc w:val="center"/>
-                                <w:textDirection w:val="btLr"/>
-                              </w:pPr>
-                              <w:r>
-                                <w:rPr>
-                                  <w:rFonts w:ascii="Century Gothic" w:cs="Century Gothic" w:eastAsia="Century Gothic" w:hAnsi="Century Gothic"/>
-                                  <w:b w:val="0"/>
-                                  <w:i w:val="0"/>
-                                  <w:smallCaps w:val="0"/>
-                                  <w:strike w:val="0"/>
-                                  <w:color w:val="000000"/>
-                                  <w:sz w:val="24"/>
-                                  <w:vertAlign w:val="baseline"/>
-                                </w:rPr>
-                              </w:r>
-                              <w:r>
-                                <w:rPr>
-                                  <w:rFonts w:ascii="Century Gothic" w:cs="Century Gothic" w:eastAsia="Century Gothic" w:hAnsi="Century Gothic"/>
-                                  <w:b w:val="0"/>
-                                  <w:i w:val="0"/>
-                                  <w:smallCaps w:val="0"/>
-                                  <w:strike w:val="0"/>
-                                  <w:color w:val="000000"/>
-                                  <w:sz w:val="24"/>
-                                  <w:vertAlign w:val="baseline"/>
-                                </w:rPr>
-                                <w:t xml:space="preserve">Benemérito Cuerpo de Bomberos Voluntarios Villamaría</w:t>
-                              </w:r>
-                            </w:p>
-                            <w:p>
-                              <w:pPr>
-                                <w:spacing w:after="0" w:before="0" w:line="259.0000820159912"/>
-                                <w:ind w:left="0" w:right="0" w:firstLine="0"/>
-                                <w:jc w:val="center"/>
-                                <w:textDirection w:val="btLr"/>
-                              </w:pPr>
-                              <w:r>
-                                <w:rPr>
-                                  <w:rFonts w:ascii="Century Gothic" w:cs="Century Gothic" w:eastAsia="Century Gothic" w:hAnsi="Century Gothic"/>
-                                  <w:b w:val="0"/>
-                                  <w:i w:val="0"/>
-                                  <w:smallCaps w:val="0"/>
-                                  <w:strike w:val="0"/>
-                                  <w:color w:val="000000"/>
-                                  <w:sz w:val="24"/>
-                                  <w:vertAlign w:val="baseline"/>
-                                </w:rPr>
-                              </w:r>
-                            </w:p>
-                            <w:p>
-                              <w:pPr>
-                                <w:spacing w:after="0" w:before="0" w:line="259.0000820159912"/>
-                                <w:ind w:left="0" w:right="0" w:firstLine="0"/>
-                                <w:jc w:val="center"/>
-                                <w:textDirection w:val="btLr"/>
-                              </w:pPr>
-                              <w:r>
-                                <w:rPr>
-                                  <w:rFonts w:ascii="Century Gothic" w:cs="Century Gothic" w:eastAsia="Century Gothic" w:hAnsi="Century Gothic"/>
-                                  <w:b w:val="0"/>
-                                  <w:i w:val="0"/>
-                                  <w:smallCaps w:val="0"/>
-                                  <w:strike w:val="0"/>
-                                  <w:color w:val="000000"/>
-                                  <w:sz w:val="24"/>
-                                  <w:vertAlign w:val="baseline"/>
-                                </w:rPr>
-                              </w:r>
-                              <w:r>
-                                <w:rPr>
-                                  <w:rFonts w:ascii="Century Gothic" w:cs="Century Gothic" w:eastAsia="Century Gothic" w:hAnsi="Century Gothic"/>
-                                  <w:b w:val="0"/>
-                                  <w:i w:val="0"/>
-                                  <w:smallCaps w:val="0"/>
-                                  <w:strike w:val="0"/>
-                                  <w:color w:val="000000"/>
-                                  <w:sz w:val="24"/>
-                                  <w:vertAlign w:val="baseline"/>
-                                </w:rPr>
-                                <w:t xml:space="preserve">NIT. 890.804.607-0</w:t>
-                              </w:r>
-                            </w:p>
-                          </w:txbxContent>
-                        </wps:txbx>
-                        <wps:bodyPr anchorCtr="0" anchor="t" bIns="91425" lIns="91425" spcFirstLastPara="1" rIns="91425" wrap="square" tIns="91425">
-                          <a:noAutofit/>
-                        </wps:bodyPr>
-                      </wps:wsp>
-                      <pic:pic>
-                        <pic:nvPicPr>
-                          <pic:cNvPr id="7" name="Shape 7"/>
-                          <pic:cNvPicPr preferRelativeResize="0"/>
-                        </pic:nvPicPr>
-                        <pic:blipFill>
-                          <a:blip r:embed="rId7">
-                            <a:alphaModFix/>
-                          </a:blip>
-                          <a:stretch>
-                            <a:fillRect/>
-                          </a:stretch>
-                        </pic:blipFill>
-                        <pic:spPr>
-                          <a:xfrm>
-                            <a:off x="1528250" y="1628875"/>
-                            <a:ext cx="3570050" cy="1410475"/>
-                          </a:xfrm>
-                          <a:prstGeom prst="rect">
-                            <a:avLst/>
-                          </a:prstGeom>
-                          <a:noFill/>
-                          <a:ln>
-                            <a:noFill/>
-                          </a:ln>
-                        </pic:spPr>
-                      </pic:pic>
-                    </wpg:wgp>
-                  </a:graphicData>
-                </a:graphic>
-              </wp:inline>
-            </w:drawing>
-          </mc:Choice>
-          <mc:Fallback>
-            <w:drawing>
-              <wp:inline distB="114300" distT="114300" distL="114300" distR="114300">
-                <wp:extent cx="2733675" cy="2280316"/>
-                <wp:effectExtent b="0" l="0" r="0" t="0"/>
-                <wp:docPr id="2" name="image5.png"/>
-                <a:graphic>
-                  <a:graphicData uri="http://schemas.openxmlformats.org/drawingml/2006/picture">
-                    <pic:pic>
-                      <pic:nvPicPr>
-                        <pic:cNvPr id="0" name="image5.png"/>
-                        <pic:cNvPicPr preferRelativeResize="0"/>
-                      </pic:nvPicPr>
-                      <pic:blipFill>
-                        <a:blip r:embed="rId8"/>
-                        <a:srcRect/>
-                        <a:stretch>
-                          <a:fillRect/>
-                        </a:stretch>
-                      </pic:blipFill>
-                      <pic:spPr>
-                        <a:xfrm>
-                          <a:off x="0" y="0"/>
-                          <a:ext cx="2733675" cy="2280316"/>
-                        </a:xfrm>
-                        <a:prstGeom prst="rect"/>
-                        <a:ln/>
-                      </pic:spPr>
-                    </pic:pic>
-                  </a:graphicData>
-                </a:graphic>
-              </wp:inline>
-            </w:drawing>
-          </mc:Fallback>
-        </mc:AlternateContent>
-      </w:r>
-      <w:r>
-        <w:rPr>
-          <w:rtl w:val="0"/>
-        </w:rPr>
+          <w:b w:val="1"/>
+          <w:sz w:val="24"/>
+          <w:color w:val="000000"/>
+        </w:rPr>
+        <w:t xml:space="preserve">Ste. JUAN CAMILO OCAMPO C.</w:t>
+      </w:r>
+      <w:r>
+        <w:rPr>
+          <w:rtl w:val="0"/>
+        </w:rPr>
+      </w:r>
+    </w:p>
+    <w:p>
+      <w:pPr>
+        <w:spacing w:after="0" w:before="0" w:line="259"/>
+        <w:ind w:left="0" w:right="0" w:firstLine="0"/>
+        <w:jc w:val="center"/>
+      </w:pPr>
+      <w:r>
+        <w:rPr>
+          <w:rFonts w:ascii="Century Gothic" w:cs="Century Gothic" w:eastAsia="Century Gothic" w:hAnsi="Century Gothic"/>
+          <w:b w:val="0"/>
+          <w:sz w:val="24"/>
+          <w:color w:val="000000"/>
+        </w:rPr>
+        <w:t xml:space="preserve">Comandante y Representante Legal</w:t>
+      </w:r>
+    </w:p>
+    <w:p>
+      <w:pPr>
+        <w:spacing w:after="0" w:before="0" w:line="259"/>
+        <w:ind w:left="0" w:right="0" w:firstLine="0"/>
+        <w:jc w:val="center"/>
+      </w:pPr>
+      <w:r>
+        <w:rPr>
+          <w:rFonts w:ascii="Century Gothic" w:cs="Century Gothic" w:eastAsia="Century Gothic" w:hAnsi="Century Gothic"/>
+          <w:b w:val="0"/>
+          <w:sz w:val="24"/>
+          <w:color w:val="000000"/>
+        </w:rPr>
+        <w:t xml:space="preserve">Benemérito Cuerpo de Bomberos Voluntarios Villamaría</w:t>
+      </w:r>
+    </w:p>
+    <w:p>
+      <w:pPr>
+        <w:spacing w:after="0" w:before="0" w:line="259"/>
+        <w:ind w:left="0" w:right="0" w:firstLine="0"/>
+        <w:jc w:val="center"/>
+      </w:pPr>
+      <w:r>
+        <w:rPr>
+          <w:rFonts w:ascii="Century Gothic" w:cs="Century Gothic" w:eastAsia="Century Gothic" w:hAnsi="Century Gothic"/>
+          <w:b w:val="0"/>
+          <w:sz w:val="24"/>
+          <w:color w:val="000000"/>
+        </w:rPr>
+        <w:t xml:space="preserve">NIT. 890.804.607-0</w:t>
+      </w:r>
+    </w:p>
+    <w:p>
+      <w:pPr>
+        <w:spacing w:after="0" w:before="120" w:line="259"/>
+        <w:ind w:left="0" w:right="0" w:firstLine="0"/>
+        <w:jc w:val="center"/>
+      </w:pPr>
+      <w:r>
+        <w:drawing>
+          <wp:inline distB="114300" distT="114300" distL="114300" distR="114300">
+            <wp:extent cx="847725" cy="847725"/>
+            <wp:effectExtent b="0" l="0" r="0" t="0"/>
+            <wp:docPr id="22" name="codigo-verificacion"/>
+            <a:graphic>
+              <a:graphicData uri="http://schemas.openxmlformats.org/drawingml/2006/picture">
+                <pic:pic>
+                  <pic:nvPicPr>
+                    <pic:cNvPr id="22" name="codigo-verificacion"/>
+                    <pic:cNvPicPr preferRelativeResize="0"/>
+                  </pic:nvPicPr>
+                  <pic:blipFill>
+                    <a:blip r:embed="rId7"/>
+                    <a:stretch>
+                      <a:fillRect/>
+                    </a:stretch>
+                  </pic:blipFill>
+                  <pic:spPr>
+                    <a:xfrm>
+                      <a:off x="0" y="0"/>
+                      <a:ext cx="847725" cy="847725"/>
+                    </a:xfrm>
+                    <a:prstGeom prst="rect"/>
+                    <a:ln/>
+                  </pic:spPr>
+                </pic:pic>
+              </a:graphicData>
+            </a:graphic>
+          </wp:inline>
+        </w:drawing>
       </w:r>
     </w:p>
     <w:p>
@@ -1740,289 +1439,118 @@
       </w:drawing>
     </w:r>
     <w:r>
-      <mc:AlternateContent>
-        <mc:Choice Requires="wpg">
-          <w:drawing>
-            <wp:anchor allowOverlap="1" behindDoc="0" distB="0" distT="0" distL="114300" distR="114300" hidden="0" layoutInCell="1" locked="0" relativeHeight="0" simplePos="0">
-              <wp:simplePos x="0" y="0"/>
-              <wp:positionH relativeFrom="column">
-                <wp:posOffset>-193030</wp:posOffset>
-              </wp:positionH>
-              <wp:positionV relativeFrom="paragraph">
-                <wp:posOffset>-53794</wp:posOffset>
-              </wp:positionV>
-              <wp:extent cx="5794849" cy="845820"/>
-              <wp:effectExtent b="0" l="0" r="0" t="0"/>
-              <wp:wrapNone/>
-              <wp:docPr id="1" name=""/>
-              <a:graphic>
-                <a:graphicData uri="http://schemas.microsoft.com/office/word/2010/wordprocessingGroup">
-                  <wpg:wgp>
-                    <wpg:cNvGrpSpPr/>
-                    <wpg:grpSpPr>
-                      <a:xfrm>
-                        <a:off x="2448575" y="3357075"/>
-                        <a:ext cx="5794849" cy="845820"/>
-                        <a:chOff x="2448575" y="3357075"/>
-                        <a:chExt cx="5794850" cy="845850"/>
-                      </a:xfrm>
-                    </wpg:grpSpPr>
-                    <wpg:grpSp>
-                      <wpg:cNvGrpSpPr/>
-                      <wpg:grpSpPr>
-                        <a:xfrm>
-                          <a:off x="2448576" y="3357090"/>
-                          <a:ext cx="5794849" cy="845820"/>
-                          <a:chOff x="0" y="0"/>
-                          <a:chExt cx="5794849" cy="845820"/>
-                        </a:xfrm>
-                      </wpg:grpSpPr>
-                      <wps:wsp>
-                        <wps:cNvSpPr/>
-                        <wps:cNvPr id="3" name="Shape 3"/>
-                        <wps:spPr>
-                          <a:xfrm>
-                            <a:off x="0" y="0"/>
-                            <a:ext cx="5794825" cy="845800"/>
-                          </a:xfrm>
-                          <a:prstGeom prst="rect">
-                            <a:avLst/>
-                          </a:prstGeom>
-                          <a:noFill/>
-                          <a:ln>
-                            <a:noFill/>
-                          </a:ln>
-                        </wps:spPr>
-                        <wps:txbx>
-                          <w:txbxContent>
-                            <w:p>
-                              <w:pPr>
-                                <w:spacing w:after="0" w:before="0" w:line="240"/>
-                                <w:ind w:left="0" w:right="0" w:firstLine="0"/>
-                                <w:jc w:val="left"/>
-                                <w:textDirection w:val="btLr"/>
-                              </w:pPr>
-                            </w:p>
-                          </w:txbxContent>
-                        </wps:txbx>
-                        <wps:bodyPr anchorCtr="0" anchor="ctr" bIns="91425" lIns="91425" spcFirstLastPara="1" rIns="91425" wrap="square" tIns="91425">
-                          <a:noAutofit/>
-                        </wps:bodyPr>
-                      </wps:wsp>
-                      <pic:pic>
-                        <pic:nvPicPr>
-                          <pic:cNvPr id="4" name="Shape 4"/>
-                          <pic:cNvPicPr preferRelativeResize="0"/>
-                        </pic:nvPicPr>
-                        <pic:blipFill rotWithShape="1">
-                          <a:blip r:embed="rId3">
-                            <a:alphaModFix/>
-                          </a:blip>
-                          <a:srcRect b="0" l="0" r="0" t="0"/>
-                          <a:stretch/>
-                        </pic:blipFill>
-                        <pic:spPr>
-                          <a:xfrm>
-                            <a:off x="0" y="0"/>
-                            <a:ext cx="2990850" cy="845820"/>
-                          </a:xfrm>
-                          <a:prstGeom prst="rect">
-                            <a:avLst/>
-                          </a:prstGeom>
-                          <a:noFill/>
-                          <a:ln>
-                            <a:noFill/>
-                          </a:ln>
-                        </pic:spPr>
-                      </pic:pic>
-                      <pic:pic>
-                        <pic:nvPicPr>
-                          <pic:cNvPr id="5" name="Shape 5"/>
-                          <pic:cNvPicPr preferRelativeResize="0"/>
-                        </pic:nvPicPr>
-                        <pic:blipFill rotWithShape="1">
-                          <a:blip r:embed="rId4">
-                            <a:alphaModFix/>
-                          </a:blip>
-                          <a:srcRect b="0" l="0" r="0" t="0"/>
-                          <a:stretch/>
-                        </pic:blipFill>
-                        <pic:spPr>
-                          <a:xfrm>
-                            <a:off x="5036024" y="0"/>
-                            <a:ext cx="758825" cy="845820"/>
-                          </a:xfrm>
-                          <a:prstGeom prst="rect">
-                            <a:avLst/>
-                          </a:prstGeom>
-                          <a:noFill/>
-                          <a:ln>
-                            <a:noFill/>
-                          </a:ln>
-                        </pic:spPr>
-                      </pic:pic>
-                    </wpg:grpSp>
-                  </wpg:wgp>
-                </a:graphicData>
-              </a:graphic>
-            </wp:anchor>
-          </w:drawing>
-        </mc:Choice>
-        <mc:Fallback>
-          <w:drawing>
-            <wp:anchor allowOverlap="1" behindDoc="0" distB="0" distT="0" distL="114300" distR="114300" hidden="0" layoutInCell="1" locked="0" relativeHeight="0" simplePos="0">
-              <wp:simplePos x="0" y="0"/>
-              <wp:positionH relativeFrom="column">
-                <wp:posOffset>-193030</wp:posOffset>
-              </wp:positionH>
-              <wp:positionV relativeFrom="paragraph">
-                <wp:posOffset>-53794</wp:posOffset>
-              </wp:positionV>
-              <wp:extent cx="5794849" cy="845820"/>
-              <wp:effectExtent b="0" l="0" r="0" t="0"/>
-              <wp:wrapNone/>
-              <wp:docPr id="1" name="image4.png"/>
-              <a:graphic>
-                <a:graphicData uri="http://schemas.openxmlformats.org/drawingml/2006/picture">
-                  <pic:pic>
-                    <pic:nvPicPr>
-                      <pic:cNvPr id="0" name="image4.png"/>
-                      <pic:cNvPicPr preferRelativeResize="0"/>
-                    </pic:nvPicPr>
-                    <pic:blipFill>
-                      <a:blip r:embed="rId5"/>
-                      <a:srcRect/>
-                      <a:stretch>
-                        <a:fillRect/>
-                      </a:stretch>
-                    </pic:blipFill>
-                    <pic:spPr>
-                      <a:xfrm>
-                        <a:off x="0" y="0"/>
-                        <a:ext cx="5794849" cy="845820"/>
-                      </a:xfrm>
-                      <a:prstGeom prst="rect"/>
-                      <a:ln/>
-                    </pic:spPr>
-                  </pic:pic>
-                </a:graphicData>
-              </a:graphic>
-            </wp:anchor>
-          </w:drawing>
-        </mc:Fallback>
-      </mc:AlternateContent>
+      <w:drawing>
+        <wp:anchor allowOverlap="1" behindDoc="0" distB="0" distT="0" distL="0" distR="0" hidden="0" layoutInCell="1" locked="0" relativeHeight="1" simplePos="0">
+          <wp:simplePos x="0" y="0"/>
+          <wp:positionH relativeFrom="column">
+            <wp:posOffset>-193030</wp:posOffset>
+          </wp:positionH>
+          <wp:positionV relativeFrom="paragraph">
+            <wp:posOffset>-53794</wp:posOffset>
+          </wp:positionV>
+          <wp:extent cx="2990850" cy="845820"/>
+          <wp:effectExtent b="0" l="0" r="0" t="0"/>
+          <wp:wrapNone/>
+          <wp:docPr id="20" name="banner-superior"/>
+          <a:graphic>
+            <a:graphicData uri="http://schemas.openxmlformats.org/drawingml/2006/picture">
+              <pic:pic>
+                <pic:nvPicPr>
+                  <pic:cNvPr id="20" name="banner-superior"/>
+                  <pic:cNvPicPr preferRelativeResize="0"/>
+                </pic:nvPicPr>
+                <pic:blipFill>
+                  <a:blip r:embed="rId3">
+                    <a:alphaModFix/>
+                  </a:blip>
+                  <a:srcRect b="0" l="0" r="0" t="0"/>
+                  <a:stretch>
+                    <a:fillRect/>
+                  </a:stretch>
+                </pic:blipFill>
+                <pic:spPr>
+                  <a:xfrm>
+                    <a:off x="0" y="0"/>
+                    <a:ext cx="2990850" cy="845820"/>
+                  </a:xfrm>
+                  <a:prstGeom prst="rect">
+                    <a:avLst/>
+                  </a:prstGeom>
+                  <a:noFill/>
+                  <a:ln>
+                    <a:noFill/>
+                  </a:ln>
+                </pic:spPr>
+              </pic:pic>
+            </a:graphicData>
+          </a:graphic>
+        </wp:anchor>
+      </w:drawing>
     </w:r>
     <w:r>
-      <mc:AlternateContent>
-        <mc:Choice Requires="wpg">
-          <w:drawing>
-            <wp:anchor allowOverlap="1" behindDoc="0" distB="45720" distT="45720" distL="114300" distR="114300" hidden="0" layoutInCell="1" locked="0" relativeHeight="0" simplePos="0">
-              <wp:simplePos x="0" y="0"/>
-              <wp:positionH relativeFrom="column">
-                <wp:posOffset>3095625</wp:posOffset>
-              </wp:positionH>
-              <wp:positionV relativeFrom="paragraph">
-                <wp:posOffset>278130</wp:posOffset>
-              </wp:positionV>
-              <wp:extent cx="1496695" cy="281940"/>
-              <wp:effectExtent b="0" l="0" r="0" t="0"/>
-              <wp:wrapNone/>
-              <wp:docPr id="3" name=""/>
-              <a:graphic>
-                <a:graphicData uri="http://schemas.microsoft.com/office/word/2010/wordprocessingShape">
-                  <wps:wsp>
-                    <wps:cNvSpPr/>
-                    <wps:cNvPr id="8" name="Shape 8"/>
-                    <wps:spPr>
-                      <a:xfrm>
-                        <a:off x="4602415" y="3643793"/>
-                        <a:ext cx="1487170" cy="272415"/>
-                      </a:xfrm>
-                      <a:prstGeom prst="rect">
-                        <a:avLst/>
-                      </a:prstGeom>
-                      <a:noFill/>
-                      <a:ln>
-                        <a:noFill/>
-                      </a:ln>
-                    </wps:spPr>
-                    <wps:txbx>
-                      <w:txbxContent>
-                        <w:p>
-                          <w:pPr>
-                            <w:spacing w:after="160" w:before="0" w:line="258.99999618530273"/>
-                            <w:ind w:left="0" w:right="0" w:firstLine="0"/>
-                            <w:jc w:val="center"/>
-                            <w:textDirection w:val="btLr"/>
-                          </w:pPr>
-                          <w:r>
-                            <w:rPr>
-                              <w:rFonts w:ascii="Century Gothic" w:cs="Century Gothic" w:eastAsia="Century Gothic" w:hAnsi="Century Gothic"/>
-                              <w:b w:val="1"/>
-                              <w:i w:val="0"/>
-                              <w:smallCaps w:val="0"/>
-                              <w:strike w:val="0"/>
-                              <w:color w:val="131d1f"/>
-                              <w:sz w:val="22"/>
-                              <w:vertAlign w:val="baseline"/>
-                            </w:rPr>
-                            <w:t xml:space="preserve">NIT. 890.804.607-0</w:t>
-                          </w:r>
-                        </w:p>
-                      </w:txbxContent>
-                    </wps:txbx>
-                    <wps:bodyPr anchorCtr="0" anchor="ctr" bIns="45700" lIns="91425" spcFirstLastPara="1" rIns="91425" wrap="square" tIns="45700">
-                      <a:noAutofit/>
-                    </wps:bodyPr>
-                  </wps:wsp>
-                </a:graphicData>
-              </a:graphic>
-            </wp:anchor>
-          </w:drawing>
-        </mc:Choice>
-        <mc:Fallback>
-          <w:drawing>
-            <wp:anchor allowOverlap="1" behindDoc="0" distB="45720" distT="45720" distL="114300" distR="114300" hidden="0" layoutInCell="1" locked="0" relativeHeight="0" simplePos="0">
-              <wp:simplePos x="0" y="0"/>
-              <wp:positionH relativeFrom="column">
-                <wp:posOffset>3095625</wp:posOffset>
-              </wp:positionH>
-              <wp:positionV relativeFrom="paragraph">
-                <wp:posOffset>278130</wp:posOffset>
-              </wp:positionV>
-              <wp:extent cx="1496695" cy="281940"/>
-              <wp:effectExtent b="0" l="0" r="0" t="0"/>
-              <wp:wrapNone/>
-              <wp:docPr id="3" name="image6.png"/>
-              <a:graphic>
-                <a:graphicData uri="http://schemas.openxmlformats.org/drawingml/2006/picture">
-                  <pic:pic>
-                    <pic:nvPicPr>
-                      <pic:cNvPr id="0" name="image6.png"/>
-                      <pic:cNvPicPr preferRelativeResize="0"/>
-                    </pic:nvPicPr>
-                    <pic:blipFill>
-                      <a:blip r:embed="rId5"/>
-                      <a:srcRect/>
-                      <a:stretch>
-                        <a:fillRect/>
-                      </a:stretch>
-                    </pic:blipFill>
-                    <pic:spPr>
-                      <a:xfrm>
-                        <a:off x="0" y="0"/>
-                        <a:ext cx="1496695" cy="281940"/>
-                      </a:xfrm>
-                      <a:prstGeom prst="rect"/>
-                      <a:ln/>
-                    </pic:spPr>
-                  </pic:pic>
-                </a:graphicData>
-              </a:graphic>
-            </wp:anchor>
-          </w:drawing>
-        </mc:Fallback>
-      </mc:AlternateContent>
+      <w:drawing>
+        <wp:anchor allowOverlap="1" behindDoc="0" distB="0" distT="0" distL="0" distR="0" hidden="0" layoutInCell="1" locked="0" relativeHeight="2" simplePos="0">
+          <wp:simplePos x="0" y="0"/>
+          <wp:positionH relativeFrom="column">
+            <wp:posOffset>4842994</wp:posOffset>
+          </wp:positionH>
+          <wp:positionV relativeFrom="paragraph">
+            <wp:posOffset>-53794</wp:posOffset>
+          </wp:positionV>
+          <wp:extent cx="758825" cy="845820"/>
+          <wp:effectExtent b="0" l="0" r="0" t="0"/>
+          <wp:wrapNone/>
+          <wp:docPr id="21" name="logo-benemerito"/>
+          <a:graphic>
+            <a:graphicData uri="http://schemas.openxmlformats.org/drawingml/2006/picture">
+              <pic:pic>
+                <pic:nvPicPr>
+                  <pic:cNvPr id="21" name="logo-benemerito"/>
+                  <pic:cNvPicPr preferRelativeResize="0"/>
+                </pic:nvPicPr>
+                <pic:blipFill>
+                  <a:blip r:embed="rId4">
+                    <a:alphaModFix/>
+                  </a:blip>
+                  <a:srcRect b="0" l="0" r="0" t="0"/>
+                  <a:stretch>
+                    <a:fillRect/>
+                  </a:stretch>
+                </pic:blipFill>
+                <pic:spPr>
+                  <a:xfrm>
+                    <a:off x="0" y="0"/>
+                    <a:ext cx="758825" cy="845820"/>
+                  </a:xfrm>
+                  <a:prstGeom prst="rect">
+                    <a:avLst/>
+                  </a:prstGeom>
+                  <a:noFill/>
+                  <a:ln>
+                    <a:noFill/>
+                  </a:ln>
+                </pic:spPr>
+              </pic:pic>
+            </a:graphicData>
+          </a:graphic>
+        </wp:anchor>
+      </w:drawing>
+    </w:r>
+  </w:p>
+  <w:p>
+    <w:pPr>
+      <w:spacing w:after="0" w:before="60" w:line="240" w:lineRule="auto"/>
+      <w:ind w:left="0" w:right="0" w:firstLine="0"/>
+      <w:jc w:val="right"/>
+    </w:pPr>
+    <w:r>
+      <w:rPr>
+        <w:rFonts w:ascii="Century Gothic" w:cs="Century Gothic" w:eastAsia="Century Gothic" w:hAnsi="Century Gothic"/>
+        <w:b w:val="1"/>
+        <w:sz w:val="18"/>
+        <w:color w:val="131d1f"/>
+      </w:rPr>
+      <w:t xml:space="preserve">NIT. 890.804.607-0</w:t>
     </w:r>
   </w:p>
 </w:hdr>

--- a/modules/emergencia/plantillas/plantilla1.docx
+++ b/modules/emergencia/plantillas/plantilla1.docx
@@ -615,30 +615,305 @@
         </w:rPr>
         <w:t xml:space="preserve">Descripción:</w:t>
       </w:r>
+    </w:p>
+    <w:p>
+      <w:pPr>
+        <w:spacing w:after="0" w:lineRule="auto"/>
+        <w:jc w:val="both"/>
+        <w:rPr>
+          <w:rFonts w:ascii="Century Gothic" w:cs="Century Gothic" w:eastAsia="Century Gothic" w:hAnsi="Century Gothic"/>
+          <w:sz w:val="24"/>
+          <w:szCs w:val="24"/>
+        </w:rPr>
+      </w:pPr>
+      <w:r>
+        <w:rPr>
+          <w:rFonts w:ascii="Century Gothic" w:cs="Century Gothic" w:eastAsia="Century Gothic" w:hAnsi="Century Gothic"/>
+          <w:sz w:val="24"/>
+          <w:szCs w:val="24"/>
+          <w:rtl w:val="0"/>
+        </w:rPr>
+        <w:t xml:space="preserve">{{DESCRIPCION}}</w:t>
+      </w:r>
+    </w:p>
+    <w:p>
+      <w:pPr>
+        <w:spacing w:after="0" w:lineRule="auto"/>
+        <w:jc w:val="both"/>
+        <w:rPr>
+          <w:rFonts w:ascii="Century Gothic" w:cs="Century Gothic" w:eastAsia="Century Gothic" w:hAnsi="Century Gothic"/>
+          <w:sz w:val="24"/>
+          <w:szCs w:val="24"/>
+        </w:rPr>
+      </w:pPr>
+      <w:r>
+        <w:rPr>
+          <w:rtl w:val="0"/>
+        </w:rPr>
+      </w:r>
+    </w:p>
+    <w:p>
+      <w:pPr>
+        <w:spacing w:after="0" w:lineRule="auto"/>
+        <w:jc w:val="both"/>
+        <w:rPr>
+          <w:rFonts w:ascii="Century Gothic" w:cs="Century Gothic" w:eastAsia="Century Gothic" w:hAnsi="Century Gothic"/>
+          <w:sz w:val="24"/>
+          <w:szCs w:val="24"/>
+        </w:rPr>
+      </w:pPr>
+      <w:r>
+        <w:rPr>
+          <w:rFonts w:ascii="Century Gothic" w:cs="Century Gothic" w:eastAsia="Century Gothic" w:hAnsi="Century Gothic"/>
+          <w:b w:val="1"/>
+          <w:bCs w:val="1"/>
+          <w:sz w:val="24"/>
+          <w:szCs w:val="24"/>
+          <w:rtl w:val="0"/>
+        </w:rPr>
+        <w:t xml:space="preserve">Lesionados: </w:t>
+      </w:r>
+      <w:r>
+        <w:rPr>
+          <w:rFonts w:ascii="Century Gothic" w:cs="Century Gothic" w:eastAsia="Century Gothic" w:hAnsi="Century Gothic"/>
+          <w:sz w:val="24"/>
+          <w:szCs w:val="24"/>
+          <w:rtl w:val="0"/>
+        </w:rPr>
+        <w:t xml:space="preserve">{{LESIONADOS}}</w:t>
+      </w:r>
+    </w:p>
+    <w:p>
+      <w:pPr>
+        <w:spacing w:after="0" w:lineRule="auto"/>
+        <w:jc w:val="both"/>
+        <w:rPr>
+          <w:rFonts w:ascii="Century Gothic" w:cs="Century Gothic" w:eastAsia="Century Gothic" w:hAnsi="Century Gothic"/>
+          <w:sz w:val="24"/>
+          <w:szCs w:val="24"/>
+        </w:rPr>
+      </w:pPr>
+      <w:r>
+        <w:rPr>
+          <w:rFonts w:ascii="Century Gothic" w:cs="Century Gothic" w:eastAsia="Century Gothic" w:hAnsi="Century Gothic"/>
+          <w:b w:val="1"/>
+          <w:bCs w:val="1"/>
+          <w:sz w:val="24"/>
+          <w:szCs w:val="24"/>
+          <w:rtl w:val="0"/>
+        </w:rPr>
+        <w:t xml:space="preserve">Víctimas: </w:t>
+      </w:r>
+      <w:r>
+        <w:rPr>
+          <w:rFonts w:ascii="Century Gothic" w:cs="Century Gothic" w:eastAsia="Century Gothic" w:hAnsi="Century Gothic"/>
+          <w:sz w:val="24"/>
+          <w:szCs w:val="24"/>
+          <w:rtl w:val="0"/>
+        </w:rPr>
+        <w:t xml:space="preserve">{{VICTIMAS}}</w:t>
+      </w:r>
+    </w:p>
+    <w:p>
+      <w:pPr>
+        <w:spacing w:after="0" w:lineRule="auto"/>
+        <w:jc w:val="both"/>
+        <w:rPr>
+          <w:rFonts w:ascii="Century Gothic" w:cs="Century Gothic" w:eastAsia="Century Gothic" w:hAnsi="Century Gothic"/>
+          <w:sz w:val="24"/>
+          <w:szCs w:val="24"/>
+        </w:rPr>
+      </w:pPr>
+      <w:r>
+        <w:rPr>
+          <w:rFonts w:ascii="Century Gothic" w:cs="Century Gothic" w:eastAsia="Century Gothic" w:hAnsi="Century Gothic"/>
+          <w:b w:val="1"/>
+          <w:bCs w:val="1"/>
+          <w:sz w:val="24"/>
+          <w:szCs w:val="24"/>
+          <w:rtl w:val="0"/>
+        </w:rPr>
+        <w:t xml:space="preserve">Afectados:</w:t>
+      </w:r>
+      <w:r>
+        <w:rPr>
+          <w:rFonts w:ascii="Century Gothic" w:cs="Century Gothic" w:eastAsia="Century Gothic" w:hAnsi="Century Gothic"/>
+          <w:sz w:val="24"/>
+          <w:szCs w:val="24"/>
+          <w:rtl w:val="0"/>
+        </w:rPr>
+        <w:t xml:space="preserve"> </w:t>
+      </w:r>
+      <w:r>
+        <w:rPr>
+          <w:rFonts w:ascii="Century Gothic" w:cs="Century Gothic" w:eastAsia="Century Gothic" w:hAnsi="Century Gothic"/>
+          <w:sz w:val="24"/>
+          <w:szCs w:val="24"/>
+          <w:rtl w:val="0"/>
+        </w:rPr>
+        <w:t xml:space="preserve">{{AFECTADOS}}</w:t>
+      </w:r>
+    </w:p>
+    <w:p>
+      <w:pPr>
+        <w:spacing w:after="0" w:lineRule="auto"/>
+        <w:jc w:val="both"/>
+        <w:rPr>
+          <w:rFonts w:ascii="Century Gothic" w:cs="Century Gothic" w:eastAsia="Century Gothic" w:hAnsi="Century Gothic"/>
+          <w:sz w:val="24"/>
+          <w:szCs w:val="24"/>
+        </w:rPr>
+      </w:pPr>
+      <w:r>
+        <w:rPr>
+          <w:rFonts w:ascii="Century Gothic" w:cs="Century Gothic" w:eastAsia="Century Gothic" w:hAnsi="Century Gothic"/>
+          <w:sz w:val="24"/>
+          <w:szCs w:val="24"/>
+          <w:rtl w:val="0"/>
+        </w:rPr>
+        <w:t xml:space="preserve">{{FIRMAS_AFECTADOS}} </w:t>
+      </w:r>
+      <w:r>
+        <w:rPr>
+          <w:rtl w:val="0"/>
+        </w:rPr>
+      </w:r>
+    </w:p>
+    <w:p>
+      <w:pPr>
+        <w:spacing w:after="0" w:lineRule="auto"/>
+        <w:jc w:val="both"/>
+        <w:rPr>
+          <w:rFonts w:ascii="Century Gothic" w:cs="Century Gothic" w:eastAsia="Century Gothic" w:hAnsi="Century Gothic"/>
+          <w:b w:val="1"/>
+          <w:bCs w:val="1"/>
+          <w:sz w:val="24"/>
+          <w:szCs w:val="24"/>
+        </w:rPr>
+      </w:pPr>
+      <w:r>
+        <w:rPr>
+          <w:rFonts w:ascii="Century Gothic" w:cs="Century Gothic" w:eastAsia="Century Gothic" w:hAnsi="Century Gothic"/>
+          <w:b w:val="1"/>
+          <w:bCs w:val="1"/>
+          <w:sz w:val="24"/>
+          <w:szCs w:val="24"/>
+          <w:rtl w:val="0"/>
+        </w:rPr>
+        <w:t xml:space="preserve">Novedades:</w:t>
+      </w:r>
+    </w:p>
+    <w:p>
+      <w:pPr>
+        <w:spacing w:after="0" w:lineRule="auto"/>
+        <w:jc w:val="both"/>
+        <w:rPr>
+          <w:rFonts w:ascii="Century Gothic" w:cs="Century Gothic" w:eastAsia="Century Gothic" w:hAnsi="Century Gothic"/>
+          <w:sz w:val="24"/>
+          <w:szCs w:val="24"/>
+        </w:rPr>
+      </w:pPr>
+      <w:r>
+        <w:rPr>
+          <w:rFonts w:ascii="Century Gothic" w:cs="Century Gothic" w:eastAsia="Century Gothic" w:hAnsi="Century Gothic"/>
+          <w:sz w:val="24"/>
+          <w:szCs w:val="24"/>
+          <w:rtl w:val="0"/>
+        </w:rPr>
+        <w:t xml:space="preserve">{{NOVEDADES}}</w:t>
+      </w:r>
+    </w:p>
+    <w:p>
+      <w:pPr>
+        <w:spacing w:after="0" w:lineRule="auto"/>
+        <w:jc w:val="both"/>
+        <w:rPr>
+          <w:rFonts w:ascii="Century Gothic" w:cs="Century Gothic" w:eastAsia="Century Gothic" w:hAnsi="Century Gothic"/>
+          <w:sz w:val="24"/>
+          <w:szCs w:val="24"/>
+        </w:rPr>
+      </w:pPr>
+      <w:r>
+        <w:rPr>
+          <w:rtl w:val="0"/>
+        </w:rPr>
+      </w:r>
+    </w:p>
+    <w:p>
+      <w:pPr>
+        <w:spacing w:after="0" w:lineRule="auto"/>
+        <w:jc w:val="both"/>
+        <w:rPr>
+          <w:rFonts w:ascii="Century Gothic" w:cs="Century Gothic" w:eastAsia="Century Gothic" w:hAnsi="Century Gothic"/>
+          <w:sz w:val="24"/>
+          <w:szCs w:val="24"/>
+        </w:rPr>
+      </w:pPr>
+      <w:r>
+        <w:rPr>
+          <w:rFonts w:ascii="Century Gothic" w:cs="Century Gothic" w:eastAsia="Century Gothic" w:hAnsi="Century Gothic"/>
+          <w:b w:val="1"/>
+          <w:bCs w:val="1"/>
+          <w:sz w:val="24"/>
+          <w:szCs w:val="24"/>
+          <w:rtl w:val="0"/>
+        </w:rPr>
+        <w:t xml:space="preserve">Firmas Bomberos:</w:t>
+      </w:r>
+      <w:r>
+        <w:rPr>
+          <w:rFonts w:ascii="Century Gothic" w:cs="Century Gothic" w:eastAsia="Century Gothic" w:hAnsi="Century Gothic"/>
+          <w:sz w:val="24"/>
+          <w:szCs w:val="24"/>
+          <w:rtl w:val="0"/>
+        </w:rPr>
+        <w:br w:type="textWrapping"/>
+        <w:t xml:space="preserve">{{FIRMAS_BOMBEROS}} </w:t>
+      </w:r>
+    </w:p>
+    <w:p>
+      <w:pPr>
+        <w:spacing w:after="0" w:before="1600" w:lineRule="auto"/>
+        <w:jc w:val="center"/>
+        <w:rPr>
+          <w:rFonts w:ascii="Century Gothic" w:cs="Century Gothic" w:eastAsia="Century Gothic" w:hAnsi="Century Gothic"/>
+          <w:sz w:val="24"/>
+          <w:szCs w:val="24"/>
+        </w:rPr>
+      </w:pPr>
+      <w:r>
+        <w:rPr>
+          <w:rFonts w:ascii="Century Gothic" w:cs="Century Gothic" w:eastAsia="Century Gothic" w:hAnsi="Century Gothic"/>
+          <w:b w:val="1"/>
+          <w:sz w:val="24"/>
+          <w:color w:val="000000"/>
+        </w:rPr>
+        <w:t xml:space="preserve">Ste. JUAN CAMILO OCAMPO C.</w:t>
+      </w:r>
       <w:r>
         <w:drawing>
-          <wp:anchor allowOverlap="1" behindDoc="0" distB="114300" distT="114300" distL="114300" distR="114300" hidden="0" layoutInCell="1" locked="0" relativeHeight="0" simplePos="0">
+          <wp:anchor allowOverlap="1" behindDoc="0" distB="0" distT="0" distL="0" distR="0" hidden="0" layoutInCell="1" locked="0" relativeHeight="10" simplePos="0">
             <wp:simplePos x="0" y="0"/>
-            <wp:positionH relativeFrom="column">
-              <wp:posOffset>-1151571</wp:posOffset>
+            <wp:positionH relativeFrom="page">
+              <wp:posOffset>3286125</wp:posOffset>
             </wp:positionH>
             <wp:positionV relativeFrom="paragraph">
-              <wp:posOffset>181774</wp:posOffset>
+              <wp:posOffset>-1000150</wp:posOffset>
             </wp:positionV>
-            <wp:extent cx="447675" cy="2318232"/>
+            <wp:extent cx="1200150" cy="1200150"/>
             <wp:effectExtent b="0" l="0" r="0" t="0"/>
             <wp:wrapNone/>
-            <wp:docPr id="7" name="image1.png"/>
+            <wp:docPr id="30" name="sello-firma"/>
             <a:graphic>
               <a:graphicData uri="http://schemas.openxmlformats.org/drawingml/2006/picture">
                 <pic:pic>
                   <pic:nvPicPr>
-                    <pic:cNvPr id="0" name="image1.png"/>
+                    <pic:cNvPr id="0" name="sello-firma"/>
                     <pic:cNvPicPr preferRelativeResize="0"/>
                   </pic:nvPicPr>
                   <pic:blipFill>
-                    <a:blip r:embed="rId6"/>
-                    <a:srcRect b="0" l="0" r="0" t="-15366"/>
+                    <a:blip r:embed="rId15"/>
+                    <a:srcRect b="0" l="0" r="0" t="0"/>
                     <a:stretch>
                       <a:fillRect/>
                     </a:stretch>
@@ -646,7 +921,7 @@
                   <pic:spPr>
                     <a:xfrm>
                       <a:off x="0" y="0"/>
-                      <a:ext cx="447675" cy="2318232"/>
+                      <a:ext cx="1200150" cy="1200150"/>
                     </a:xfrm>
                     <a:prstGeom prst="rect"/>
                     <a:ln/>
@@ -656,281 +931,6 @@
             </a:graphic>
           </wp:anchor>
         </w:drawing>
-      </w:r>
-    </w:p>
-    <w:p>
-      <w:pPr>
-        <w:spacing w:after="0" w:lineRule="auto"/>
-        <w:jc w:val="both"/>
-        <w:rPr>
-          <w:rFonts w:ascii="Century Gothic" w:cs="Century Gothic" w:eastAsia="Century Gothic" w:hAnsi="Century Gothic"/>
-          <w:sz w:val="24"/>
-          <w:szCs w:val="24"/>
-        </w:rPr>
-      </w:pPr>
-      <w:r>
-        <w:rPr>
-          <w:rFonts w:ascii="Century Gothic" w:cs="Century Gothic" w:eastAsia="Century Gothic" w:hAnsi="Century Gothic"/>
-          <w:sz w:val="24"/>
-          <w:szCs w:val="24"/>
-          <w:rtl w:val="0"/>
-        </w:rPr>
-        <w:t xml:space="preserve">{{DESCRIPCION}}</w:t>
-      </w:r>
-    </w:p>
-    <w:p>
-      <w:pPr>
-        <w:spacing w:after="0" w:lineRule="auto"/>
-        <w:jc w:val="both"/>
-        <w:rPr>
-          <w:rFonts w:ascii="Century Gothic" w:cs="Century Gothic" w:eastAsia="Century Gothic" w:hAnsi="Century Gothic"/>
-          <w:sz w:val="24"/>
-          <w:szCs w:val="24"/>
-        </w:rPr>
-      </w:pPr>
-      <w:r>
-        <w:rPr>
-          <w:rtl w:val="0"/>
-        </w:rPr>
-      </w:r>
-    </w:p>
-    <w:p>
-      <w:pPr>
-        <w:spacing w:after="0" w:lineRule="auto"/>
-        <w:jc w:val="both"/>
-        <w:rPr>
-          <w:rFonts w:ascii="Century Gothic" w:cs="Century Gothic" w:eastAsia="Century Gothic" w:hAnsi="Century Gothic"/>
-          <w:sz w:val="24"/>
-          <w:szCs w:val="24"/>
-        </w:rPr>
-      </w:pPr>
-      <w:r>
-        <w:rPr>
-          <w:rFonts w:ascii="Century Gothic" w:cs="Century Gothic" w:eastAsia="Century Gothic" w:hAnsi="Century Gothic"/>
-          <w:b w:val="1"/>
-          <w:bCs w:val="1"/>
-          <w:sz w:val="24"/>
-          <w:szCs w:val="24"/>
-          <w:rtl w:val="0"/>
-        </w:rPr>
-        <w:t xml:space="preserve">Lesionados: </w:t>
-      </w:r>
-      <w:r>
-        <w:rPr>
-          <w:rFonts w:ascii="Century Gothic" w:cs="Century Gothic" w:eastAsia="Century Gothic" w:hAnsi="Century Gothic"/>
-          <w:sz w:val="24"/>
-          <w:szCs w:val="24"/>
-          <w:rtl w:val="0"/>
-        </w:rPr>
-        <w:t xml:space="preserve">{{LESIONADOS}}</w:t>
-      </w:r>
-    </w:p>
-    <w:p>
-      <w:pPr>
-        <w:spacing w:after="0" w:lineRule="auto"/>
-        <w:jc w:val="both"/>
-        <w:rPr>
-          <w:rFonts w:ascii="Century Gothic" w:cs="Century Gothic" w:eastAsia="Century Gothic" w:hAnsi="Century Gothic"/>
-          <w:sz w:val="24"/>
-          <w:szCs w:val="24"/>
-        </w:rPr>
-      </w:pPr>
-      <w:r>
-        <w:rPr>
-          <w:rFonts w:ascii="Century Gothic" w:cs="Century Gothic" w:eastAsia="Century Gothic" w:hAnsi="Century Gothic"/>
-          <w:b w:val="1"/>
-          <w:bCs w:val="1"/>
-          <w:sz w:val="24"/>
-          <w:szCs w:val="24"/>
-          <w:rtl w:val="0"/>
-        </w:rPr>
-        <w:t xml:space="preserve">Víctimas: </w:t>
-      </w:r>
-      <w:r>
-        <w:rPr>
-          <w:rFonts w:ascii="Century Gothic" w:cs="Century Gothic" w:eastAsia="Century Gothic" w:hAnsi="Century Gothic"/>
-          <w:sz w:val="24"/>
-          <w:szCs w:val="24"/>
-          <w:rtl w:val="0"/>
-        </w:rPr>
-        <w:t xml:space="preserve">{{VICTIMAS}}</w:t>
-      </w:r>
-    </w:p>
-    <w:p>
-      <w:pPr>
-        <w:spacing w:after="0" w:lineRule="auto"/>
-        <w:jc w:val="both"/>
-        <w:rPr>
-          <w:rFonts w:ascii="Century Gothic" w:cs="Century Gothic" w:eastAsia="Century Gothic" w:hAnsi="Century Gothic"/>
-          <w:sz w:val="24"/>
-          <w:szCs w:val="24"/>
-        </w:rPr>
-      </w:pPr>
-      <w:r>
-        <w:rPr>
-          <w:rFonts w:ascii="Century Gothic" w:cs="Century Gothic" w:eastAsia="Century Gothic" w:hAnsi="Century Gothic"/>
-          <w:b w:val="1"/>
-          <w:bCs w:val="1"/>
-          <w:sz w:val="24"/>
-          <w:szCs w:val="24"/>
-          <w:rtl w:val="0"/>
-        </w:rPr>
-        <w:t xml:space="preserve">Afectados:</w:t>
-      </w:r>
-      <w:r>
-        <w:rPr>
-          <w:rFonts w:ascii="Century Gothic" w:cs="Century Gothic" w:eastAsia="Century Gothic" w:hAnsi="Century Gothic"/>
-          <w:sz w:val="24"/>
-          <w:szCs w:val="24"/>
-          <w:rtl w:val="0"/>
-        </w:rPr>
-        <w:t xml:space="preserve"> </w:t>
-      </w:r>
-      <w:r>
-        <w:rPr>
-          <w:rFonts w:ascii="Century Gothic" w:cs="Century Gothic" w:eastAsia="Century Gothic" w:hAnsi="Century Gothic"/>
-          <w:sz w:val="24"/>
-          <w:szCs w:val="24"/>
-          <w:rtl w:val="0"/>
-        </w:rPr>
-        <w:t xml:space="preserve">{{AFECTADOS}}</w:t>
-      </w:r>
-    </w:p>
-    <w:p>
-      <w:pPr>
-        <w:spacing w:after="0" w:lineRule="auto"/>
-        <w:jc w:val="both"/>
-        <w:rPr>
-          <w:rFonts w:ascii="Century Gothic" w:cs="Century Gothic" w:eastAsia="Century Gothic" w:hAnsi="Century Gothic"/>
-          <w:sz w:val="24"/>
-          <w:szCs w:val="24"/>
-        </w:rPr>
-      </w:pPr>
-      <w:r>
-        <w:rPr>
-          <w:rFonts w:ascii="Century Gothic" w:cs="Century Gothic" w:eastAsia="Century Gothic" w:hAnsi="Century Gothic"/>
-          <w:sz w:val="24"/>
-          <w:szCs w:val="24"/>
-          <w:rtl w:val="0"/>
-        </w:rPr>
-        <w:t xml:space="preserve">{{FIRMAS_AFECTADOS}} </w:t>
-      </w:r>
-      <w:r>
-        <w:rPr>
-          <w:rtl w:val="0"/>
-        </w:rPr>
-      </w:r>
-    </w:p>
-    <w:p>
-      <w:pPr>
-        <w:spacing w:after="0" w:lineRule="auto"/>
-        <w:jc w:val="both"/>
-        <w:rPr>
-          <w:rFonts w:ascii="Century Gothic" w:cs="Century Gothic" w:eastAsia="Century Gothic" w:hAnsi="Century Gothic"/>
-          <w:b w:val="1"/>
-          <w:bCs w:val="1"/>
-          <w:sz w:val="24"/>
-          <w:szCs w:val="24"/>
-        </w:rPr>
-      </w:pPr>
-      <w:r>
-        <w:rPr>
-          <w:rFonts w:ascii="Century Gothic" w:cs="Century Gothic" w:eastAsia="Century Gothic" w:hAnsi="Century Gothic"/>
-          <w:b w:val="1"/>
-          <w:bCs w:val="1"/>
-          <w:sz w:val="24"/>
-          <w:szCs w:val="24"/>
-          <w:rtl w:val="0"/>
-        </w:rPr>
-        <w:t xml:space="preserve">Novedades:</w:t>
-      </w:r>
-    </w:p>
-    <w:p>
-      <w:pPr>
-        <w:spacing w:after="0" w:lineRule="auto"/>
-        <w:jc w:val="both"/>
-        <w:rPr>
-          <w:rFonts w:ascii="Century Gothic" w:cs="Century Gothic" w:eastAsia="Century Gothic" w:hAnsi="Century Gothic"/>
-          <w:sz w:val="24"/>
-          <w:szCs w:val="24"/>
-        </w:rPr>
-      </w:pPr>
-      <w:r>
-        <w:rPr>
-          <w:rFonts w:ascii="Century Gothic" w:cs="Century Gothic" w:eastAsia="Century Gothic" w:hAnsi="Century Gothic"/>
-          <w:sz w:val="24"/>
-          <w:szCs w:val="24"/>
-          <w:rtl w:val="0"/>
-        </w:rPr>
-        <w:t xml:space="preserve">{{NOVEDADES}}</w:t>
-      </w:r>
-    </w:p>
-    <w:p>
-      <w:pPr>
-        <w:spacing w:after="0" w:lineRule="auto"/>
-        <w:jc w:val="both"/>
-        <w:rPr>
-          <w:rFonts w:ascii="Century Gothic" w:cs="Century Gothic" w:eastAsia="Century Gothic" w:hAnsi="Century Gothic"/>
-          <w:sz w:val="24"/>
-          <w:szCs w:val="24"/>
-        </w:rPr>
-      </w:pPr>
-      <w:r>
-        <w:rPr>
-          <w:rtl w:val="0"/>
-        </w:rPr>
-      </w:r>
-    </w:p>
-    <w:p>
-      <w:pPr>
-        <w:spacing w:after="0" w:lineRule="auto"/>
-        <w:jc w:val="both"/>
-        <w:rPr>
-          <w:rFonts w:ascii="Century Gothic" w:cs="Century Gothic" w:eastAsia="Century Gothic" w:hAnsi="Century Gothic"/>
-          <w:sz w:val="24"/>
-          <w:szCs w:val="24"/>
-        </w:rPr>
-      </w:pPr>
-      <w:r>
-        <w:rPr>
-          <w:rFonts w:ascii="Century Gothic" w:cs="Century Gothic" w:eastAsia="Century Gothic" w:hAnsi="Century Gothic"/>
-          <w:b w:val="1"/>
-          <w:bCs w:val="1"/>
-          <w:sz w:val="24"/>
-          <w:szCs w:val="24"/>
-          <w:rtl w:val="0"/>
-        </w:rPr>
-        <w:t xml:space="preserve">Firmas Bomberos:</w:t>
-      </w:r>
-      <w:r>
-        <w:rPr>
-          <w:rFonts w:ascii="Century Gothic" w:cs="Century Gothic" w:eastAsia="Century Gothic" w:hAnsi="Century Gothic"/>
-          <w:sz w:val="24"/>
-          <w:szCs w:val="24"/>
-          <w:rtl w:val="0"/>
-        </w:rPr>
-        <w:br w:type="textWrapping"/>
-        <w:t xml:space="preserve">{{FIRMAS_BOMBEROS}} </w:t>
-      </w:r>
-    </w:p>
-    <w:p>
-      <w:pPr>
-        <w:spacing w:after="0" w:lineRule="auto"/>
-        <w:jc w:val="center"/>
-        <w:rPr>
-          <w:rFonts w:ascii="Century Gothic" w:cs="Century Gothic" w:eastAsia="Century Gothic" w:hAnsi="Century Gothic"/>
-          <w:sz w:val="24"/>
-          <w:szCs w:val="24"/>
-        </w:rPr>
-      </w:pPr>
-      <w:r>
-        <w:rPr>
-          <w:rFonts w:ascii="Century Gothic" w:cs="Century Gothic" w:eastAsia="Century Gothic" w:hAnsi="Century Gothic"/>
-          <w:b w:val="1"/>
-          <w:sz w:val="24"/>
-          <w:color w:val="000000"/>
-        </w:rPr>
-        <w:t xml:space="preserve">Ste. JUAN CAMILO OCAMPO C.</w:t>
       </w:r>
       <w:r>
         <w:rPr>
@@ -1209,6 +1209,48 @@
       <w:rPr>
         <w:rtl w:val="0"/>
       </w:rPr>
+    </w:r>
+    <w:r>
+      <w:drawing>
+        <wp:anchor allowOverlap="1" behindDoc="0" distB="0" distT="0" distL="0" distR="0" hidden="0" layoutInCell="1" locked="0" relativeHeight="0" simplePos="0">
+          <wp:simplePos x="0" y="0"/>
+          <wp:positionH relativeFrom="page">
+            <wp:posOffset>548640</wp:posOffset>
+          </wp:positionH>
+          <wp:positionV relativeFrom="page">
+            <wp:posOffset>7740168</wp:posOffset>
+          </wp:positionV>
+          <wp:extent cx="447675" cy="2318232"/>
+          <wp:effectExtent b="0" l="0" r="0" t="0"/>
+          <wp:wrapNone/>
+          <wp:docPr id="7" name="franja-esquina"/>
+          <a:graphic>
+            <a:graphicData uri="http://schemas.openxmlformats.org/drawingml/2006/picture">
+              <pic:pic>
+                <pic:nvPicPr>
+                  <pic:cNvPr id="0" name="franja-esquina"/>
+                  <pic:cNvPicPr preferRelativeResize="0"/>
+                </pic:nvPicPr>
+                <pic:blipFill>
+                  <a:blip r:embed="rId1"/>
+                  <a:srcRect b="0" l="0" r="0" t="-15366"/>
+                  <a:stretch>
+                    <a:fillRect/>
+                  </a:stretch>
+                </pic:blipFill>
+                <pic:spPr>
+                  <a:xfrm>
+                    <a:off x="0" y="0"/>
+                    <a:ext cx="447675" cy="2318232"/>
+                  </a:xfrm>
+                  <a:prstGeom prst="rect"/>
+                  <a:ln/>
+                </pic:spPr>
+              </pic:pic>
+            </a:graphicData>
+          </a:graphic>
+        </wp:anchor>
+      </w:drawing>
     </w:r>
   </w:p>
 </w:ftr>
@@ -1386,48 +1428,6 @@
                   <a:xfrm>
                     <a:off x="0" y="0"/>
                     <a:ext cx="7753350" cy="7970520"/>
-                  </a:xfrm>
-                  <a:prstGeom prst="rect"/>
-                  <a:ln/>
-                </pic:spPr>
-              </pic:pic>
-            </a:graphicData>
-          </a:graphic>
-        </wp:anchor>
-      </w:drawing>
-    </w:r>
-    <w:r>
-      <w:drawing>
-        <wp:anchor allowOverlap="1" behindDoc="1" distB="0" distT="0" distL="0" distR="0" hidden="0" layoutInCell="1" locked="0" relativeHeight="0" simplePos="0">
-          <wp:simplePos x="0" y="0"/>
-          <wp:positionH relativeFrom="column">
-            <wp:posOffset>5534025</wp:posOffset>
-          </wp:positionH>
-          <wp:positionV relativeFrom="paragraph">
-            <wp:posOffset>8709025</wp:posOffset>
-          </wp:positionV>
-          <wp:extent cx="847725" cy="847725"/>
-          <wp:effectExtent b="0" l="0" r="0" t="0"/>
-          <wp:wrapNone/>
-          <wp:docPr id="4" name="image2.png"/>
-          <a:graphic>
-            <a:graphicData uri="http://schemas.openxmlformats.org/drawingml/2006/picture">
-              <pic:pic>
-                <pic:nvPicPr>
-                  <pic:cNvPr id="0" name="image2.png"/>
-                  <pic:cNvPicPr preferRelativeResize="0"/>
-                </pic:nvPicPr>
-                <pic:blipFill>
-                  <a:blip r:embed="rId2"/>
-                  <a:srcRect b="0" l="0" r="0" t="0"/>
-                  <a:stretch>
-                    <a:fillRect/>
-                  </a:stretch>
-                </pic:blipFill>
-                <pic:spPr>
-                  <a:xfrm>
-                    <a:off x="0" y="0"/>
-                    <a:ext cx="847725" cy="847725"/>
                   </a:xfrm>
                   <a:prstGeom prst="rect"/>
                   <a:ln/>

--- a/modules/emergencia/plantillas/plantilla1.docx
+++ b/modules/emergencia/plantillas/plantilla1.docx
@@ -906,108 +906,18 @@
       </w:r>
       <w:r>
         <w:rPr>
-          <w:rFonts w:ascii="Century Gothic" w:eastAsia="Century Gothic" w:hAnsi="Century Gothic" w:cs="Century Gothic"/>
-          <w:b/>
-          <w:color w:val="000000"/>
-          <w:sz w:val="24"/>
-        </w:rPr>
-        <w:t>Ste. JUAN CAMILO OCAMPO C.</w:t>
-      </w:r>
-    </w:p>
-    <w:p>
-      <w:pPr>
-        <w:spacing w:after="0"/>
-        <w:jc w:val="center"/>
-      </w:pPr>
-      <w:r>
-        <w:rPr>
-          <w:rFonts w:ascii="Century Gothic" w:eastAsia="Century Gothic" w:hAnsi="Century Gothic" w:cs="Century Gothic"/>
-          <w:color w:val="000000"/>
-          <w:sz w:val="24"/>
-        </w:rPr>
-        <w:t>Comandante y Representante Legal</w:t>
-      </w:r>
-    </w:p>
-    <w:p>
-      <w:pPr>
-        <w:spacing w:after="0"/>
-        <w:jc w:val="center"/>
-      </w:pPr>
-      <w:r>
-        <w:rPr>
-          <w:rFonts w:ascii="Century Gothic" w:eastAsia="Century Gothic" w:hAnsi="Century Gothic" w:cs="Century Gothic"/>
-          <w:color w:val="000000"/>
-          <w:sz w:val="24"/>
-        </w:rPr>
-        <w:t>Benemérito Cuerpo de Bomberos Voluntarios Villamaría</w:t>
-      </w:r>
-    </w:p>
-    <w:p>
-      <w:pPr>
-        <w:spacing w:after="0"/>
-        <w:jc w:val="center"/>
-      </w:pPr>
-      <w:r>
-        <w:rPr>
-          <w:rFonts w:ascii="Century Gothic" w:eastAsia="Century Gothic" w:hAnsi="Century Gothic" w:cs="Century Gothic"/>
-          <w:color w:val="000000"/>
-          <w:sz w:val="24"/>
-        </w:rPr>
-        <w:t>NIT. 890.804.607-0</w:t>
-      </w:r>
-    </w:p>
-    <w:p>
-      <w:pPr>
-        <w:spacing w:before="120" w:after="0"/>
-        <w:jc w:val="center"/>
-      </w:pPr>
-    </w:p>
-    <w:p>
-      <w:pPr>
-        <w:spacing w:after="0"/>
-        <w:jc w:val="center"/>
-        <w:rPr>
-          <w:rFonts w:ascii="Century Gothic" w:eastAsia="Century Gothic" w:hAnsi="Century Gothic" w:cs="Century Gothic"/>
-          <w:sz w:val="24"/>
-          <w:szCs w:val="24"/>
-        </w:rPr>
-      </w:pPr>
-    </w:p>
-    <w:p>
-      <w:pPr>
-        <w:spacing w:after="0"/>
-        <w:jc w:val="center"/>
-        <w:rPr>
-          <w:rFonts w:ascii="Century Gothic" w:eastAsia="Century Gothic" w:hAnsi="Century Gothic" w:cs="Century Gothic"/>
-          <w:sz w:val="24"/>
-          <w:szCs w:val="24"/>
-        </w:rPr>
-      </w:pPr>
-    </w:p>
-    <w:p>
-      <w:pPr>
-        <w:spacing w:after="0"/>
-        <w:jc w:val="center"/>
-        <w:rPr>
-          <w:rFonts w:ascii="Century Gothic" w:eastAsia="Century Gothic" w:hAnsi="Century Gothic" w:cs="Century Gothic"/>
-          <w:sz w:val="24"/>
-          <w:szCs w:val="24"/>
-        </w:rPr>
-      </w:pPr>
-      <w:r>
-        <w:rPr>
           <w:noProof/>
         </w:rPr>
         <w:drawing>
           <wp:anchor distT="0" distB="0" distL="0" distR="0" simplePos="0" relativeHeight="10" behindDoc="0" locked="0" layoutInCell="1" hidden="0" allowOverlap="1" wp14:anchorId="1582C33A" wp14:editId="3AA84C8F">
             <wp:simplePos x="0" y="0"/>
-            <wp:positionH relativeFrom="page">
-              <wp:posOffset>6562725</wp:posOffset>
+            <wp:positionH relativeFrom="margin">
+              <wp:align>center</wp:align>
             </wp:positionH>
             <wp:positionV relativeFrom="paragraph">
-              <wp:posOffset>4516754</wp:posOffset>
+              <wp:posOffset>213360</wp:posOffset>
             </wp:positionV>
-            <wp:extent cx="1066800" cy="1019175"/>
+            <wp:extent cx="1226820" cy="1172051"/>
             <wp:effectExtent l="0" t="0" r="0" b="9525"/>
             <wp:wrapNone/>
             <wp:docPr id="30" name="sello-firma"/>
@@ -1029,7 +939,7 @@
                   <pic:spPr>
                     <a:xfrm>
                       <a:off x="0" y="0"/>
-                      <a:ext cx="1066800" cy="1019175"/>
+                      <a:ext cx="1226820" cy="1172051"/>
                     </a:xfrm>
                     <a:prstGeom prst="rect">
                       <a:avLst/>
@@ -1048,6 +958,96 @@
           </wp:anchor>
         </w:drawing>
       </w:r>
+      <w:r>
+        <w:rPr>
+          <w:rFonts w:ascii="Century Gothic" w:eastAsia="Century Gothic" w:hAnsi="Century Gothic" w:cs="Century Gothic"/>
+          <w:b/>
+          <w:color w:val="000000"/>
+          <w:sz w:val="24"/>
+        </w:rPr>
+        <w:t>Ste. JUAN CAMILO OCAMPO C.</w:t>
+      </w:r>
+    </w:p>
+    <w:p>
+      <w:pPr>
+        <w:spacing w:after="0"/>
+        <w:jc w:val="center"/>
+      </w:pPr>
+      <w:r>
+        <w:rPr>
+          <w:rFonts w:ascii="Century Gothic" w:eastAsia="Century Gothic" w:hAnsi="Century Gothic" w:cs="Century Gothic"/>
+          <w:color w:val="000000"/>
+          <w:sz w:val="24"/>
+        </w:rPr>
+        <w:t>Comandante y Representante Legal</w:t>
+      </w:r>
+    </w:p>
+    <w:p>
+      <w:pPr>
+        <w:spacing w:after="0"/>
+        <w:jc w:val="center"/>
+      </w:pPr>
+      <w:r>
+        <w:rPr>
+          <w:rFonts w:ascii="Century Gothic" w:eastAsia="Century Gothic" w:hAnsi="Century Gothic" w:cs="Century Gothic"/>
+          <w:color w:val="000000"/>
+          <w:sz w:val="24"/>
+        </w:rPr>
+        <w:t>Benemérito Cuerpo de Bomberos Voluntarios Villamaría</w:t>
+      </w:r>
+    </w:p>
+    <w:p>
+      <w:pPr>
+        <w:spacing w:after="0"/>
+        <w:jc w:val="center"/>
+      </w:pPr>
+      <w:r>
+        <w:rPr>
+          <w:rFonts w:ascii="Century Gothic" w:eastAsia="Century Gothic" w:hAnsi="Century Gothic" w:cs="Century Gothic"/>
+          <w:color w:val="000000"/>
+          <w:sz w:val="24"/>
+        </w:rPr>
+        <w:t>NIT. 890.804.607-0</w:t>
+      </w:r>
+    </w:p>
+    <w:p>
+      <w:pPr>
+        <w:spacing w:before="120" w:after="0"/>
+        <w:jc w:val="center"/>
+      </w:pPr>
+    </w:p>
+    <w:p>
+      <w:pPr>
+        <w:spacing w:after="0"/>
+        <w:jc w:val="center"/>
+        <w:rPr>
+          <w:rFonts w:ascii="Century Gothic" w:eastAsia="Century Gothic" w:hAnsi="Century Gothic" w:cs="Century Gothic"/>
+          <w:sz w:val="24"/>
+          <w:szCs w:val="24"/>
+        </w:rPr>
+      </w:pPr>
+    </w:p>
+    <w:p>
+      <w:pPr>
+        <w:spacing w:after="0"/>
+        <w:jc w:val="center"/>
+        <w:rPr>
+          <w:rFonts w:ascii="Century Gothic" w:eastAsia="Century Gothic" w:hAnsi="Century Gothic" w:cs="Century Gothic"/>
+          <w:sz w:val="24"/>
+          <w:szCs w:val="24"/>
+        </w:rPr>
+      </w:pPr>
+    </w:p>
+    <w:p>
+      <w:pPr>
+        <w:spacing w:after="0"/>
+        <w:jc w:val="center"/>
+        <w:rPr>
+          <w:rFonts w:ascii="Century Gothic" w:eastAsia="Century Gothic" w:hAnsi="Century Gothic" w:cs="Century Gothic"/>
+          <w:sz w:val="24"/>
+          <w:szCs w:val="24"/>
+        </w:rPr>
+      </w:pPr>
     </w:p>
     <w:sectPr>
       <w:headerReference w:type="even" r:id="rId8"/>

--- a/modules/emergencia/plantillas/plantilla1.docx
+++ b/modules/emergencia/plantillas/plantilla1.docx
@@ -850,7 +850,7 @@
           <w:noProof/>
         </w:rPr>
         <w:drawing>
-          <wp:anchor distT="0" distB="0" distL="114300" distR="114300" simplePos="0" relativeHeight="251658240" behindDoc="0" locked="0" layoutInCell="1" allowOverlap="1" wp14:anchorId="730CBB32" wp14:editId="09436390">
+          <wp:anchor distT="0" distB="0" distL="114300" distR="114300" simplePos="0" relativeHeight="251658240" behindDoc="0" locked="0" layoutInCell="1" allowOverlap="1" wp14:anchorId="730CBB32" wp14:editId="4BC999BC">
             <wp:simplePos x="0" y="0"/>
             <wp:positionH relativeFrom="margin">
               <wp:posOffset>1967865</wp:posOffset>
@@ -906,16 +906,106 @@
       </w:r>
       <w:r>
         <w:rPr>
+          <w:rFonts w:ascii="Century Gothic" w:eastAsia="Century Gothic" w:hAnsi="Century Gothic" w:cs="Century Gothic"/>
+          <w:b/>
+          <w:color w:val="000000"/>
+          <w:sz w:val="24"/>
+        </w:rPr>
+        <w:t>Ste. JUAN CAMILO OCAMPO C.</w:t>
+      </w:r>
+    </w:p>
+    <w:p>
+      <w:pPr>
+        <w:spacing w:after="0"/>
+        <w:jc w:val="center"/>
+      </w:pPr>
+      <w:r>
+        <w:rPr>
+          <w:rFonts w:ascii="Century Gothic" w:eastAsia="Century Gothic" w:hAnsi="Century Gothic" w:cs="Century Gothic"/>
+          <w:color w:val="000000"/>
+          <w:sz w:val="24"/>
+        </w:rPr>
+        <w:t>Comandante y Representante Legal</w:t>
+      </w:r>
+    </w:p>
+    <w:p>
+      <w:pPr>
+        <w:spacing w:after="0"/>
+        <w:jc w:val="center"/>
+      </w:pPr>
+      <w:r>
+        <w:rPr>
+          <w:rFonts w:ascii="Century Gothic" w:eastAsia="Century Gothic" w:hAnsi="Century Gothic" w:cs="Century Gothic"/>
+          <w:color w:val="000000"/>
+          <w:sz w:val="24"/>
+        </w:rPr>
+        <w:t>Benemérito Cuerpo de Bomberos Voluntarios Villamaría</w:t>
+      </w:r>
+    </w:p>
+    <w:p>
+      <w:pPr>
+        <w:spacing w:after="0"/>
+        <w:jc w:val="center"/>
+      </w:pPr>
+      <w:r>
+        <w:rPr>
+          <w:rFonts w:ascii="Century Gothic" w:eastAsia="Century Gothic" w:hAnsi="Century Gothic" w:cs="Century Gothic"/>
+          <w:color w:val="000000"/>
+          <w:sz w:val="24"/>
+        </w:rPr>
+        <w:t>NIT. 890.804.607-0</w:t>
+      </w:r>
+    </w:p>
+    <w:p>
+      <w:pPr>
+        <w:spacing w:before="120" w:after="0"/>
+        <w:jc w:val="center"/>
+      </w:pPr>
+    </w:p>
+    <w:p>
+      <w:pPr>
+        <w:spacing w:after="0"/>
+        <w:jc w:val="center"/>
+        <w:rPr>
+          <w:rFonts w:ascii="Century Gothic" w:eastAsia="Century Gothic" w:hAnsi="Century Gothic" w:cs="Century Gothic"/>
+          <w:sz w:val="24"/>
+          <w:szCs w:val="24"/>
+        </w:rPr>
+      </w:pPr>
+    </w:p>
+    <w:p>
+      <w:pPr>
+        <w:spacing w:after="0"/>
+        <w:jc w:val="center"/>
+        <w:rPr>
+          <w:rFonts w:ascii="Century Gothic" w:eastAsia="Century Gothic" w:hAnsi="Century Gothic" w:cs="Century Gothic"/>
+          <w:sz w:val="24"/>
+          <w:szCs w:val="24"/>
+        </w:rPr>
+      </w:pPr>
+    </w:p>
+    <w:p>
+      <w:pPr>
+        <w:spacing w:after="0"/>
+        <w:jc w:val="center"/>
+        <w:rPr>
+          <w:rFonts w:ascii="Century Gothic" w:eastAsia="Century Gothic" w:hAnsi="Century Gothic" w:cs="Century Gothic"/>
+          <w:sz w:val="24"/>
+          <w:szCs w:val="24"/>
+        </w:rPr>
+      </w:pPr>
+      <w:r>
+        <w:rPr>
           <w:noProof/>
         </w:rPr>
         <w:drawing>
-          <wp:anchor distT="0" distB="0" distL="0" distR="0" simplePos="0" relativeHeight="10" behindDoc="0" locked="0" layoutInCell="1" hidden="0" allowOverlap="1" wp14:anchorId="1582C33A" wp14:editId="3AA84C8F">
+          <wp:anchor distT="0" distB="0" distL="0" distR="0" simplePos="0" relativeHeight="10" behindDoc="0" locked="0" layoutInCell="1" hidden="0" allowOverlap="1" wp14:anchorId="1582C33A" wp14:editId="6A7EB083">
             <wp:simplePos x="0" y="0"/>
             <wp:positionH relativeFrom="margin">
-              <wp:align>center</wp:align>
+              <wp:posOffset>5326380</wp:posOffset>
             </wp:positionH>
             <wp:positionV relativeFrom="paragraph">
-              <wp:posOffset>213360</wp:posOffset>
+              <wp:posOffset>4375785</wp:posOffset>
             </wp:positionV>
             <wp:extent cx="1226820" cy="1172051"/>
             <wp:effectExtent l="0" t="0" r="0" b="9525"/>
@@ -958,96 +1048,6 @@
           </wp:anchor>
         </w:drawing>
       </w:r>
-      <w:r>
-        <w:rPr>
-          <w:rFonts w:ascii="Century Gothic" w:eastAsia="Century Gothic" w:hAnsi="Century Gothic" w:cs="Century Gothic"/>
-          <w:b/>
-          <w:color w:val="000000"/>
-          <w:sz w:val="24"/>
-        </w:rPr>
-        <w:t>Ste. JUAN CAMILO OCAMPO C.</w:t>
-      </w:r>
-    </w:p>
-    <w:p>
-      <w:pPr>
-        <w:spacing w:after="0"/>
-        <w:jc w:val="center"/>
-      </w:pPr>
-      <w:r>
-        <w:rPr>
-          <w:rFonts w:ascii="Century Gothic" w:eastAsia="Century Gothic" w:hAnsi="Century Gothic" w:cs="Century Gothic"/>
-          <w:color w:val="000000"/>
-          <w:sz w:val="24"/>
-        </w:rPr>
-        <w:t>Comandante y Representante Legal</w:t>
-      </w:r>
-    </w:p>
-    <w:p>
-      <w:pPr>
-        <w:spacing w:after="0"/>
-        <w:jc w:val="center"/>
-      </w:pPr>
-      <w:r>
-        <w:rPr>
-          <w:rFonts w:ascii="Century Gothic" w:eastAsia="Century Gothic" w:hAnsi="Century Gothic" w:cs="Century Gothic"/>
-          <w:color w:val="000000"/>
-          <w:sz w:val="24"/>
-        </w:rPr>
-        <w:t>Benemérito Cuerpo de Bomberos Voluntarios Villamaría</w:t>
-      </w:r>
-    </w:p>
-    <w:p>
-      <w:pPr>
-        <w:spacing w:after="0"/>
-        <w:jc w:val="center"/>
-      </w:pPr>
-      <w:r>
-        <w:rPr>
-          <w:rFonts w:ascii="Century Gothic" w:eastAsia="Century Gothic" w:hAnsi="Century Gothic" w:cs="Century Gothic"/>
-          <w:color w:val="000000"/>
-          <w:sz w:val="24"/>
-        </w:rPr>
-        <w:t>NIT. 890.804.607-0</w:t>
-      </w:r>
-    </w:p>
-    <w:p>
-      <w:pPr>
-        <w:spacing w:before="120" w:after="0"/>
-        <w:jc w:val="center"/>
-      </w:pPr>
-    </w:p>
-    <w:p>
-      <w:pPr>
-        <w:spacing w:after="0"/>
-        <w:jc w:val="center"/>
-        <w:rPr>
-          <w:rFonts w:ascii="Century Gothic" w:eastAsia="Century Gothic" w:hAnsi="Century Gothic" w:cs="Century Gothic"/>
-          <w:sz w:val="24"/>
-          <w:szCs w:val="24"/>
-        </w:rPr>
-      </w:pPr>
-    </w:p>
-    <w:p>
-      <w:pPr>
-        <w:spacing w:after="0"/>
-        <w:jc w:val="center"/>
-        <w:rPr>
-          <w:rFonts w:ascii="Century Gothic" w:eastAsia="Century Gothic" w:hAnsi="Century Gothic" w:cs="Century Gothic"/>
-          <w:sz w:val="24"/>
-          <w:szCs w:val="24"/>
-        </w:rPr>
-      </w:pPr>
-    </w:p>
-    <w:p>
-      <w:pPr>
-        <w:spacing w:after="0"/>
-        <w:jc w:val="center"/>
-        <w:rPr>
-          <w:rFonts w:ascii="Century Gothic" w:eastAsia="Century Gothic" w:hAnsi="Century Gothic" w:cs="Century Gothic"/>
-          <w:sz w:val="24"/>
-          <w:szCs w:val="24"/>
-        </w:rPr>
-      </w:pPr>
     </w:p>
     <w:sectPr>
       <w:headerReference w:type="even" r:id="rId8"/>

--- a/modules/emergencia/plantillas/plantilla1.docx
+++ b/modules/emergencia/plantillas/plantilla1.docx
@@ -706,20 +706,52 @@
     <w:p>
       <w:pPr>
         <w:spacing w:after="0"/>
-        <w:jc w:val="both"/>
-        <w:rPr>
-          <w:rFonts w:ascii="Century Gothic" w:eastAsia="Century Gothic" w:hAnsi="Century Gothic" w:cs="Century Gothic"/>
-          <w:sz w:val="24"/>
-          <w:szCs w:val="24"/>
-        </w:rPr>
-      </w:pPr>
-      <w:r>
-        <w:rPr>
-          <w:rFonts w:ascii="Century Gothic" w:eastAsia="Century Gothic" w:hAnsi="Century Gothic" w:cs="Century Gothic"/>
-          <w:sz w:val="24"/>
-          <w:szCs w:val="24"/>
-        </w:rPr>
-        <w:t xml:space="preserve">{{FIRMAS_AFECTADOS}} </w:t>
+      </w:pPr>
+      <w:r>
+        <w:rPr>
+          <w:rFonts w:ascii="Century Gothic" w:eastAsia="Century Gothic" w:hAnsi="Century Gothic" w:cs="Century Gothic"/>
+          <w:sz w:val="24"/>
+          <w:szCs w:val="24"/>
+        </w:rPr>
+        <w:t xml:space="preserve">{{#afectados}}</w:t>
+      </w:r>
+    </w:p>
+    <w:p>
+      <w:pPr>
+        <w:spacing w:after="0"/>
+      </w:pPr>
+      <w:r>
+        <w:rPr>
+          <w:rFonts w:ascii="Century Gothic" w:eastAsia="Century Gothic" w:hAnsi="Century Gothic" w:cs="Century Gothic"/>
+          <w:sz w:val="24"/>
+          <w:szCs w:val="24"/>
+        </w:rPr>
+        <w:t xml:space="preserve">{{nombre}} — DNI {{dni}}</w:t>
+      </w:r>
+    </w:p>
+    <w:p>
+      <w:pPr>
+        <w:spacing w:after="0"/>
+        <w:jc w:val="center"/>
+      </w:pPr>
+      <w:r>
+        <w:rPr>
+          <w:noProof/>
+        </w:rPr>
+        <w:t>{{%firma}}</w:t>
+      </w:r>
+    </w:p>
+    <w:p>
+      <w:pPr>
+        <w:spacing w:after="0"/>
+      </w:pPr>
+      <w:r>
+        <w:rPr>
+          <w:rFonts w:ascii="Century Gothic" w:eastAsia="Century Gothic" w:hAnsi="Century Gothic" w:cs="Century Gothic"/>
+          <w:sz w:val="24"/>
+          <w:szCs w:val="24"/>
+        </w:rPr>
+        <w:t xml:space="preserve">{{/afectados}}</w:t>
       </w:r>
     </w:p>
     <w:p>
@@ -820,8 +852,57 @@
           <w:sz w:val="24"/>
           <w:szCs w:val="24"/>
         </w:rPr>
-        <w:br/>
-        <w:t>{{FIRMAS_BOMBEROS}}</w:t>
+      </w:r>
+    </w:p>
+    <w:p>
+      <w:pPr>
+        <w:spacing w:after="0"/>
+      </w:pPr>
+      <w:r>
+        <w:rPr>
+          <w:rFonts w:ascii="Century Gothic" w:eastAsia="Century Gothic" w:hAnsi="Century Gothic" w:cs="Century Gothic"/>
+          <w:sz w:val="24"/>
+          <w:szCs w:val="24"/>
+        </w:rPr>
+        <w:t xml:space="preserve">{{#firmasBomberos}}</w:t>
+      </w:r>
+    </w:p>
+    <w:p>
+      <w:pPr>
+        <w:spacing w:after="0"/>
+      </w:pPr>
+      <w:r>
+        <w:rPr>
+          <w:rFonts w:ascii="Century Gothic" w:eastAsia="Century Gothic" w:hAnsi="Century Gothic" w:cs="Century Gothic"/>
+          <w:sz w:val="24"/>
+          <w:szCs w:val="24"/>
+        </w:rPr>
+        <w:t xml:space="preserve">{{nombre}}</w:t>
+      </w:r>
+    </w:p>
+    <w:p>
+      <w:pPr>
+        <w:spacing w:after="0"/>
+        <w:jc w:val="center"/>
+      </w:pPr>
+      <w:r>
+        <w:rPr>
+          <w:noProof/>
+        </w:rPr>
+        <w:t>{{%firma}}</w:t>
+      </w:r>
+    </w:p>
+    <w:p>
+      <w:pPr>
+        <w:spacing w:after="0"/>
+      </w:pPr>
+      <w:r>
+        <w:rPr>
+          <w:rFonts w:ascii="Century Gothic" w:eastAsia="Century Gothic" w:hAnsi="Century Gothic" w:cs="Century Gothic"/>
+          <w:sz w:val="24"/>
+          <w:szCs w:val="24"/>
+        </w:rPr>
+        <w:t xml:space="preserve">{{/firmasBomberos}}</w:t>
       </w:r>
     </w:p>
     <w:p>

--- a/modules/emergencia/plantillas/plantilla1.docx
+++ b/modules/emergencia/plantillas/plantilla1.docx
@@ -738,7 +738,7 @@
         <w:rPr>
           <w:noProof/>
         </w:rPr>
-        <w:t>{{%firma}}</w:t>
+        <w:t>{{marcadorFirma}}</w:t>
       </w:r>
     </w:p>
     <w:p>
@@ -889,7 +889,7 @@
         <w:rPr>
           <w:noProof/>
         </w:rPr>
-        <w:t>{{%firma}}</w:t>
+        <w:t>{{marcadorFirma}}</w:t>
       </w:r>
     </w:p>
     <w:p>
